--- a/Tailored_CVs/Shinoy_Independent_Recruiters_Automation_Engineer.docx
+++ b/Tailored_CVs/Shinoy_Independent_Recruiters_Automation_Engineer.docx
@@ -70,7 +70,7 @@
           <w:b w:val="0"/>
           <w:sz w:val="19"/>
         </w:rPr>
-        <w:t>QA Automation Engineer with over eight years of experience building scalable test frameworks and CI/CD pipelines. Skilled in API validation, scripting, and improving IT operational workflows in regulated environments. Based in Amstelveen with a valid EU residence permit, I am ready to contribute practical automation skills to your team in Rotterdam.</w:t>
+        <w:t>I am an automation engineer with experience building scalable scripts and CI/CD pipelines across cloud environments. My background includes writing automation in Python and Java, managing APIs, and using tools like Azure DevOps and Git. I focus on building reliable operational workflows while keeping security and maintenance in mind. Currently based in the Netherlands with a valid EU residence permit.</w:t>
       </w:r>
     </w:p>
     <w:p>
@@ -288,7 +288,7 @@
           <w:b w:val="0"/>
           <w:sz w:val="18"/>
         </w:rPr>
-        <w:t>▸ Developed and maintained automated CI/CD pipelines and regression test builds using Jenkins, along with provisioning underlying test environments using Terraform and AWS.</w:t>
+        <w:t>▸ Developed and maintained automation scripts and deployment workflows using Python, Java, and infrastructure tools like Terraform and AWS.</w:t>
       </w:r>
     </w:p>
     <w:p>
@@ -301,7 +301,7 @@
           <w:b w:val="0"/>
           <w:sz w:val="18"/>
         </w:rPr>
-        <w:t>▸ Executed complex Oracle SQL queries to validate massive datasets and ensure data integrity across backend workflows.</w:t>
+        <w:t>▸ Built and configured CI/CD pipelines in Jenkins and Azure environments to support continuous testing and release stability.</w:t>
       </w:r>
     </w:p>
     <w:p>
@@ -314,7 +314,7 @@
           <w:b w:val="0"/>
           <w:sz w:val="18"/>
         </w:rPr>
-        <w:t>▸ Integrated Sealights for comprehensive test coverage reporting and utilized Allure reports to visualize test health.</w:t>
+        <w:t>▸ Worked with REST APIs, database queries, and backend integrations to validate data integrity across complex system workflows.</w:t>
       </w:r>
     </w:p>
     <w:p>
@@ -327,7 +327,7 @@
           <w:b w:val="0"/>
           <w:sz w:val="18"/>
         </w:rPr>
-        <w:t>▸ Streamlined complex test generation and deployment scripts utilizing AI tools like Gemini Code Assist.</w:t>
+        <w:t>▸ Collaborated with crossfunctional teams and SRE groups to troubleshoot release bottlenecks and improve operational processes.</w:t>
       </w:r>
     </w:p>
     <w:p>
